--- a/docs/general-english/A2/release/units/a21-u01.docx
+++ b/docs/general-english/A2/release/units/a21-u01.docx
@@ -1900,7 +1900,7 @@
               <w:jc w:val="left"/>
             </w:pPr>
             <w:r>
-              <w:t xml:space="preserve">a short rest in the middle of work or study</w:t>
+              <w:t xml:space="preserve">a person you work with</w:t>
             </w:r>
           </w:p>
         </w:tc>
@@ -1940,7 +1940,7 @@
               <w:jc w:val="left"/>
             </w:pPr>
             <w:r>
-              <w:t xml:space="preserve">the journey between your home and your work or school</w:t>
+              <w:t xml:space="preserve">the hours you work, for example two in the afternoon to ten at night</w:t>
             </w:r>
           </w:p>
         </w:tc>
@@ -1980,7 +1980,7 @@
               <w:jc w:val="left"/>
             </w:pPr>
             <w:r>
-              <w:t xml:space="preserve">a time you have arranged to see somebody, for example a doctor</w:t>
+              <w:t xml:space="preserve">a person who shares your home</w:t>
             </w:r>
           </w:p>
         </w:tc>
@@ -2020,7 +2020,7 @@
               <w:jc w:val="left"/>
             </w:pPr>
             <w:r>
-              <w:t xml:space="preserve">a person you work with</w:t>
+              <w:t xml:space="preserve">a time you have arranged to see somebody, for example a doctor</w:t>
             </w:r>
           </w:p>
         </w:tc>
@@ -2100,7 +2100,7 @@
               <w:jc w:val="left"/>
             </w:pPr>
             <w:r>
-              <w:t xml:space="preserve">a person who shares your home</w:t>
+              <w:t xml:space="preserve">the journey between your home and your work or school</w:t>
             </w:r>
           </w:p>
         </w:tc>
@@ -2140,7 +2140,7 @@
               <w:jc w:val="left"/>
             </w:pPr>
             <w:r>
-              <w:t xml:space="preserve">the hours you work, for example two in the afternoon to ten at night</w:t>
+              <w:t xml:space="preserve">a day when nobody works</w:t>
             </w:r>
           </w:p>
         </w:tc>
@@ -2180,7 +2180,7 @@
               <w:jc w:val="left"/>
             </w:pPr>
             <w:r>
-              <w:t xml:space="preserve">a day when nobody works</w:t>
+              <w:t xml:space="preserve">a short rest in the middle of work or study</w:t>
             </w:r>
           </w:p>
         </w:tc>
@@ -4025,7 +4025,7 @@
           <wp:inline>
             <wp:extent cx="5724525" cy="1390650"/>
             <wp:effectExtent b="0" l="0" r="0" t="0"/>
-            <wp:docPr descr="The four words of the fill-in word bank, in bank order, each drawn: a shift as night hours, a commute as a bus, an appointment as a diary and a break as a cup of tea." title="" id="45" name="Picture"/>
+            <wp:docPr descr="The four words of the fill-in word bank, in bank order, each drawn: a commute as night hours, a shift as a bus, an appointment as a diary and a break as a cup of tea." title="" id="45" name="Picture"/>
             <a:graphic>
               <a:graphicData uri="http://schemas.openxmlformats.org/drawingml/2006/picture">
                 <pic:pic>
@@ -4119,7 +4119,7 @@
         <w:t xml:space="preserve"> </w:t>
       </w:r>
       <w:r>
-        <w:t xml:space="preserve">shift | commute | appointment | break</w:t>
+        <w:t xml:space="preserve">commute | shift | appointment | break</w:t>
       </w:r>
     </w:p>
     <w:p>
@@ -5222,7 +5222,7 @@
       <w:r>
         <w:drawing>
           <wp:inline>
-            <wp:extent cx="5724525" cy="2009775"/>
+            <wp:extent cx="5724525" cy="2286000"/>
             <wp:effectExtent b="0" l="0" r="0" t="0"/>
             <wp:docPr descr="The five time words of this unit as chips above two empty bins, one for the present simple and one for the present continuous. Which chip goes in which bin is the exercise, so none of them is placed." title="" id="60" name="Picture"/>
             <a:graphic>
@@ -5243,7 +5243,7 @@
                   <pic:spPr bwMode="auto">
                     <a:xfrm>
                       <a:off x="0" y="0"/>
-                      <a:ext cx="5724525" cy="2009775"/>
+                      <a:ext cx="5724525" cy="2286000"/>
                     </a:xfrm>
                     <a:prstGeom prst="rect">
                       <a:avLst/>
@@ -5402,7 +5402,7 @@
       <w:r>
         <w:drawing>
           <wp:inline>
-            <wp:extent cx="5724525" cy="1857375"/>
+            <wp:extent cx="5724525" cy="2190750"/>
             <wp:effectExtent b="0" l="0" r="0" t="0"/>
             <wp:docPr descr="One correction worked through -- she work in a shop struck out and she works in a shop beside it -- and then three more sentences with an empty line for the learner to write the correct form." title="" id="63" name="Picture"/>
             <a:graphic>
@@ -5423,7 +5423,7 @@
                   <pic:spPr bwMode="auto">
                     <a:xfrm>
                       <a:off x="0" y="0"/>
-                      <a:ext cx="5724525" cy="1857375"/>
+                      <a:ext cx="5724525" cy="2190750"/>
                     </a:xfrm>
                     <a:prstGeom prst="rect">
                       <a:avLst/>
@@ -11799,7 +11799,7 @@
       <w:r>
         <w:drawing>
           <wp:inline>
-            <wp:extent cx="5724525" cy="2219325"/>
+            <wp:extent cx="5724525" cy="2466975"/>
             <wp:effectExtent b="0" l="0" r="0" t="0"/>
             <wp:docPr descr="The decision task as one question and three branches, each with what it costs: knock with a note, which a shy person can read later and takes two minutes; wait on the stairs, where you may never meet somebody who works from home; or use the group chat, which everybody sees and nobody reads." title="" id="132" name="Picture"/>
             <a:graphic>
@@ -11820,7 +11820,7 @@
                   <pic:spPr bwMode="auto">
                     <a:xfrm>
                       <a:off x="0" y="0"/>
-                      <a:ext cx="5724525" cy="2219325"/>
+                      <a:ext cx="5724525" cy="2466975"/>
                     </a:xfrm>
                     <a:prstGeom prst="rect">
                       <a:avLst/>
